--- a/theory/Этап_2_Информационная_система_кафе-4.docx
+++ b/theory/Этап_2_Информационная_система_кафе-4.docx
@@ -440,12 +440,7 @@
         <w:jc w:val="both"/>
       </w:pPr>
       <w:r>
-        <w:t xml:space="preserve">Для этого </w:t>
-      </w:r>
-      <w:bookmarkStart w:id="0" w:name="_GoBack"/>
-      <w:bookmarkEnd w:id="0"/>
-      <w:r>
-        <w:t>нужно решить следующие задачи:</w:t>
+        <w:t>Для этого нужно решить следующие задачи:</w:t>
       </w:r>
     </w:p>
     <w:p>
@@ -469,13 +464,18 @@
       </w:r>
       <w:proofErr w:type="gramStart"/>
       <w:r>
+        <w:t>SQL</w:t>
+      </w:r>
+      <w:proofErr w:type="spellStart"/>
+      <w:r>
         <w:rPr>
           <w:lang w:val="en-US"/>
         </w:rPr>
-        <w:t>My</w:t>
-      </w:r>
-      <w:r>
-        <w:t xml:space="preserve">SQL </w:t>
+        <w:t>ite</w:t>
+      </w:r>
+      <w:proofErr w:type="spellEnd"/>
+      <w:r>
+        <w:t xml:space="preserve"> </w:t>
       </w:r>
       <w:r>
         <w:t>;</w:t>
@@ -3109,22 +3109,19 @@
         <w:jc w:val="both"/>
       </w:pPr>
       <w:r>
-        <w:t xml:space="preserve">данные хранятся в </w:t>
-      </w:r>
-      <w:r>
-        <w:rPr>
-          <w:lang w:val="en-US"/>
-        </w:rPr>
-        <w:t>My</w:t>
-      </w:r>
-      <w:r>
-        <w:t>SQ</w:t>
+        <w:t>данные хранятся в SQ</w:t>
       </w:r>
       <w:r>
         <w:rPr>
           <w:lang w:val="en-US"/>
         </w:rPr>
         <w:t>L</w:t>
+      </w:r>
+      <w:r>
+        <w:rPr>
+          <w:lang w:val="en-US"/>
+        </w:rPr>
+        <w:t>ite</w:t>
       </w:r>
       <w:r>
         <w:t>, целостность обеспечивается ключами и ограничениями;</w:t>
@@ -3175,6 +3172,8 @@
       <w:r>
         <w:t>при неверном вводе приложение выводит сообщение и продолжает работать;</w:t>
       </w:r>
+      <w:bookmarkStart w:id="0" w:name="_GoBack"/>
+      <w:bookmarkEnd w:id="0"/>
     </w:p>
     <w:p>
       <w:pPr>
@@ -3340,7 +3339,7 @@
       <w:rPr>
         <w:noProof/>
       </w:rPr>
-      <w:t>3</w:t>
+      <w:t>10</w:t>
     </w:r>
     <w:r>
       <w:fldChar w:fldCharType="end"/>
